--- a/assets/work/cv/Xi_Lu_DS_CV.docx
+++ b/assets/work/cv/Xi_Lu_DS_CV.docx
@@ -82,7 +82,7 @@
           <w:noProof/>
         </w:rPr>
         <w:drawing>
-          <wp:inline distT="0" distB="0" distL="0" distR="0" wp14:anchorId="5144BAD1" wp14:editId="749B8D4A">
+          <wp:inline distT="0" distB="0" distL="0" distR="0" wp14:anchorId="5144BAD1" wp14:editId="5C7921B7">
             <wp:extent cx="228600" cy="228600"/>
             <wp:effectExtent l="0" t="0" r="0" b="0"/>
             <wp:docPr id="651718627" name="Graphic 1">
@@ -137,11 +137,11 @@
           <w:szCs w:val="24"/>
         </w:rPr>
         <w:drawing>
-          <wp:inline distT="0" distB="0" distL="0" distR="0" wp14:anchorId="2C3FB958" wp14:editId="72C2C793">
+          <wp:inline distT="0" distB="0" distL="0" distR="0" wp14:anchorId="29D36527" wp14:editId="24817697">
             <wp:extent cx="228600" cy="228600"/>
             <wp:effectExtent l="0" t="0" r="0" b="0"/>
-            <wp:docPr id="1030688126" name="Graphic 1">
-              <a:hlinkClick xmlns:a="http://schemas.openxmlformats.org/drawingml/2006/main" r:id="rId12" tooltip="linkedin"/>
+            <wp:docPr id="1312052223" name="Graphic 1">
+              <a:hlinkClick xmlns:a="http://schemas.openxmlformats.org/drawingml/2006/main" r:id="rId12" tooltip="github"/>
             </wp:docPr>
             <wp:cNvGraphicFramePr>
               <a:graphicFrameLocks xmlns:a="http://schemas.openxmlformats.org/drawingml/2006/main" noChangeAspect="1"/>
@@ -150,8 +150,8 @@
               <a:graphicData uri="http://schemas.openxmlformats.org/drawingml/2006/picture">
                 <pic:pic xmlns:pic="http://schemas.openxmlformats.org/drawingml/2006/picture">
                   <pic:nvPicPr>
-                    <pic:cNvPr id="1030688126" name="Graphic 1">
-                      <a:hlinkClick r:id="rId12" tooltip="linkedin"/>
+                    <pic:cNvPr id="1312052223" name="Graphic 1">
+                      <a:hlinkClick r:id="rId12" tooltip="github"/>
                     </pic:cNvPr>
                     <pic:cNvPicPr/>
                   </pic:nvPicPr>
@@ -192,11 +192,11 @@
           <w:szCs w:val="24"/>
         </w:rPr>
         <w:drawing>
-          <wp:inline distT="0" distB="0" distL="0" distR="0" wp14:anchorId="062C8948" wp14:editId="159DFD82">
+          <wp:inline distT="0" distB="0" distL="0" distR="0" wp14:anchorId="2C3FB958" wp14:editId="72C2C793">
             <wp:extent cx="228600" cy="228600"/>
             <wp:effectExtent l="0" t="0" r="0" b="0"/>
-            <wp:docPr id="1312052223" name="Graphic 1">
-              <a:hlinkClick xmlns:a="http://schemas.openxmlformats.org/drawingml/2006/main" r:id="rId15" tooltip="github"/>
+            <wp:docPr id="1030688126" name="Graphic 1">
+              <a:hlinkClick xmlns:a="http://schemas.openxmlformats.org/drawingml/2006/main" r:id="rId15" tooltip="linkedin"/>
             </wp:docPr>
             <wp:cNvGraphicFramePr>
               <a:graphicFrameLocks xmlns:a="http://schemas.openxmlformats.org/drawingml/2006/main" noChangeAspect="1"/>
@@ -205,8 +205,8 @@
               <a:graphicData uri="http://schemas.openxmlformats.org/drawingml/2006/picture">
                 <pic:pic xmlns:pic="http://schemas.openxmlformats.org/drawingml/2006/picture">
                   <pic:nvPicPr>
-                    <pic:cNvPr id="1312052223" name="Graphic 1">
-                      <a:hlinkClick r:id="rId15" tooltip="github"/>
+                    <pic:cNvPr id="1030688126" name="Graphic 1">
+                      <a:hlinkClick r:id="rId15" tooltip="linkedin"/>
                     </pic:cNvPr>
                     <pic:cNvPicPr/>
                   </pic:nvPicPr>
@@ -226,6 +226,106 @@
                     <a:xfrm>
                       <a:off x="0" y="0"/>
                       <a:ext cx="228600" cy="228600"/>
+                    </a:xfrm>
+                    <a:prstGeom prst="rect">
+                      <a:avLst/>
+                    </a:prstGeom>
+                  </pic:spPr>
+                </pic:pic>
+              </a:graphicData>
+            </a:graphic>
+          </wp:inline>
+        </w:drawing>
+      </w:r>
+      <w:r>
+        <w:rPr>
+          <w:b/>
+          <w:bCs/>
+          <w:color w:val="0070C0"/>
+          <w:sz w:val="24"/>
+          <w:szCs w:val="24"/>
+        </w:rPr>
+        <w:drawing>
+          <wp:inline distT="0" distB="0" distL="0" distR="0" wp14:anchorId="7B3FBF70" wp14:editId="1375A741">
+            <wp:extent cx="224287" cy="224287"/>
+            <wp:effectExtent l="0" t="0" r="4445" b="4445"/>
+            <wp:docPr id="1831535343" name="Graphic 1"/>
+            <wp:cNvGraphicFramePr>
+              <a:graphicFrameLocks xmlns:a="http://schemas.openxmlformats.org/drawingml/2006/main" noChangeAspect="1"/>
+            </wp:cNvGraphicFramePr>
+            <a:graphic xmlns:a="http://schemas.openxmlformats.org/drawingml/2006/main">
+              <a:graphicData uri="http://schemas.openxmlformats.org/drawingml/2006/picture">
+                <pic:pic xmlns:pic="http://schemas.openxmlformats.org/drawingml/2006/picture">
+                  <pic:nvPicPr>
+                    <pic:cNvPr id="1831535343" name=""/>
+                    <pic:cNvPicPr/>
+                  </pic:nvPicPr>
+                  <pic:blipFill>
+                    <a:blip r:embed="rId18">
+                      <a:extLst>
+                        <a:ext uri="{96DAC541-7B7A-43D3-8B79-37D633B846F1}">
+                          <asvg:svgBlip xmlns:asvg="http://schemas.microsoft.com/office/drawing/2016/SVG/main" r:embed="rId19"/>
+                        </a:ext>
+                      </a:extLst>
+                    </a:blip>
+                    <a:stretch>
+                      <a:fillRect/>
+                    </a:stretch>
+                  </pic:blipFill>
+                  <pic:spPr>
+                    <a:xfrm>
+                      <a:off x="0" y="0"/>
+                      <a:ext cx="227571" cy="227571"/>
+                    </a:xfrm>
+                    <a:prstGeom prst="rect">
+                      <a:avLst/>
+                    </a:prstGeom>
+                  </pic:spPr>
+                </pic:pic>
+              </a:graphicData>
+            </a:graphic>
+          </wp:inline>
+        </w:drawing>
+      </w:r>
+      <w:r>
+        <w:rPr>
+          <w:b/>
+          <w:bCs/>
+          <w:color w:val="0070C0"/>
+          <w:sz w:val="24"/>
+          <w:szCs w:val="24"/>
+        </w:rPr>
+        <w:drawing>
+          <wp:inline distT="0" distB="0" distL="0" distR="0" wp14:anchorId="356A71F5" wp14:editId="4BF50E52">
+            <wp:extent cx="232913" cy="232913"/>
+            <wp:effectExtent l="0" t="0" r="0" b="0"/>
+            <wp:docPr id="599905284" name="Graphic 1"/>
+            <wp:cNvGraphicFramePr>
+              <a:graphicFrameLocks xmlns:a="http://schemas.openxmlformats.org/drawingml/2006/main" noChangeAspect="1"/>
+            </wp:cNvGraphicFramePr>
+            <a:graphic xmlns:a="http://schemas.openxmlformats.org/drawingml/2006/main">
+              <a:graphicData uri="http://schemas.openxmlformats.org/drawingml/2006/picture">
+                <pic:pic xmlns:pic="http://schemas.openxmlformats.org/drawingml/2006/picture">
+                  <pic:nvPicPr>
+                    <pic:cNvPr id="599905284" name=""/>
+                    <pic:cNvPicPr/>
+                  </pic:nvPicPr>
+                  <pic:blipFill>
+                    <a:blip r:embed="rId20">
+                      <a:extLst>
+                        <a:ext uri="{96DAC541-7B7A-43D3-8B79-37D633B846F1}">
+                          <asvg:svgBlip xmlns:asvg="http://schemas.microsoft.com/office/drawing/2016/SVG/main" r:embed="rId21"/>
+                        </a:ext>
+                      </a:extLst>
+                    </a:blip>
+                    <a:stretch>
+                      <a:fillRect/>
+                    </a:stretch>
+                  </pic:blipFill>
+                  <pic:spPr>
+                    <a:xfrm>
+                      <a:off x="0" y="0"/>
+                      <a:ext cx="240127" cy="240127"/>
                     </a:xfrm>
                     <a:prstGeom prst="rect">
                       <a:avLst/>

--- a/assets/work/cv/Xi_Lu_DS_CV.docx
+++ b/assets/work/cv/Xi_Lu_DS_CV.docx
@@ -246,10 +246,10 @@
           <w:szCs w:val="24"/>
         </w:rPr>
         <w:drawing>
-          <wp:inline distT="0" distB="0" distL="0" distR="0" wp14:anchorId="7B3FBF70" wp14:editId="1375A741">
-            <wp:extent cx="224287" cy="224287"/>
-            <wp:effectExtent l="0" t="0" r="4445" b="4445"/>
-            <wp:docPr id="1831535343" name="Graphic 1"/>
+          <wp:inline distT="0" distB="0" distL="0" distR="0" wp14:anchorId="32263370" wp14:editId="7E902C72">
+            <wp:extent cx="228600" cy="228600"/>
+            <wp:effectExtent l="0" t="0" r="0" b="0"/>
+            <wp:docPr id="474322327" name="Graphic 1"/>
             <wp:cNvGraphicFramePr>
               <a:graphicFrameLocks xmlns:a="http://schemas.openxmlformats.org/drawingml/2006/main" noChangeAspect="1"/>
             </wp:cNvGraphicFramePr>
@@ -257,7 +257,7 @@
               <a:graphicData uri="http://schemas.openxmlformats.org/drawingml/2006/picture">
                 <pic:pic xmlns:pic="http://schemas.openxmlformats.org/drawingml/2006/picture">
                   <pic:nvPicPr>
-                    <pic:cNvPr id="1831535343" name=""/>
+                    <pic:cNvPr id="474322327" name=""/>
                     <pic:cNvPicPr/>
                   </pic:nvPicPr>
                   <pic:blipFill>
@@ -275,7 +275,7 @@
                   <pic:spPr>
                     <a:xfrm>
                       <a:off x="0" y="0"/>
-                      <a:ext cx="227571" cy="227571"/>
+                      <a:ext cx="228600" cy="228600"/>
                     </a:xfrm>
                     <a:prstGeom prst="rect">
                       <a:avLst/>
@@ -296,10 +296,10 @@
           <w:szCs w:val="24"/>
         </w:rPr>
         <w:drawing>
-          <wp:inline distT="0" distB="0" distL="0" distR="0" wp14:anchorId="356A71F5" wp14:editId="4BF50E52">
-            <wp:extent cx="232913" cy="232913"/>
+          <wp:inline distT="0" distB="0" distL="0" distR="0" wp14:anchorId="35D0D566" wp14:editId="1CC2F0E6">
+            <wp:extent cx="228600" cy="228600"/>
             <wp:effectExtent l="0" t="0" r="0" b="0"/>
-            <wp:docPr id="599905284" name="Graphic 1"/>
+            <wp:docPr id="1772936471" name="Graphic 1"/>
             <wp:cNvGraphicFramePr>
               <a:graphicFrameLocks xmlns:a="http://schemas.openxmlformats.org/drawingml/2006/main" noChangeAspect="1"/>
             </wp:cNvGraphicFramePr>
@@ -307,7 +307,7 @@
               <a:graphicData uri="http://schemas.openxmlformats.org/drawingml/2006/picture">
                 <pic:pic xmlns:pic="http://schemas.openxmlformats.org/drawingml/2006/picture">
                   <pic:nvPicPr>
-                    <pic:cNvPr id="599905284" name=""/>
+                    <pic:cNvPr id="1772936471" name=""/>
                     <pic:cNvPicPr/>
                   </pic:nvPicPr>
                   <pic:blipFill>
@@ -325,7 +325,7 @@
                   <pic:spPr>
                     <a:xfrm>
                       <a:off x="0" y="0"/>
-                      <a:ext cx="240127" cy="240127"/>
+                      <a:ext cx="228600" cy="228600"/>
                     </a:xfrm>
                     <a:prstGeom prst="rect">
                       <a:avLst/>

--- a/assets/work/cv/Xi_Lu_DS_CV.docx
+++ b/assets/work/cv/Xi_Lu_DS_CV.docx
@@ -20,23 +20,20 @@
           <w:sz w:val="24"/>
           <w:szCs w:val="24"/>
         </w:rPr>
-        <w:t>Xi Lu, PhD</w:t>
-      </w:r>
-      <w:r>
-        <w:rPr>
-          <w:b/>
-          <w:bCs/>
-          <w:noProof/>
-          <w:color w:val="0070C0"/>
-          <w:sz w:val="24"/>
-          <w:szCs w:val="24"/>
-        </w:rPr>
         <w:drawing>
-          <wp:inline distT="0" distB="0" distL="0" distR="0" wp14:anchorId="35754B5A" wp14:editId="0F1DB034">
+          <wp:anchor distT="0" distB="0" distL="114300" distR="114300" simplePos="0" relativeHeight="251685888" behindDoc="0" locked="0" layoutInCell="1" allowOverlap="1" wp14:anchorId="06F7EB84" wp14:editId="74772567">
+            <wp:simplePos x="0" y="0"/>
+            <wp:positionH relativeFrom="column">
+              <wp:posOffset>1439573</wp:posOffset>
+            </wp:positionH>
+            <wp:positionV relativeFrom="paragraph">
+              <wp:posOffset>1046</wp:posOffset>
+            </wp:positionV>
             <wp:extent cx="228600" cy="228600"/>
             <wp:effectExtent l="0" t="0" r="0" b="0"/>
-            <wp:docPr id="1592566034" name="Graphic 1">
-              <a:hlinkClick xmlns:a="http://schemas.openxmlformats.org/drawingml/2006/main" r:id="rId6" tooltip="email xi"/>
+            <wp:wrapNone/>
+            <wp:docPr id="194887018" name="Graphic 1">
+              <a:hlinkClick xmlns:a="http://schemas.openxmlformats.org/drawingml/2006/main" r:id="rId6"/>
             </wp:docPr>
             <wp:cNvGraphicFramePr>
               <a:graphicFrameLocks xmlns:a="http://schemas.openxmlformats.org/drawingml/2006/main" noChangeAspect="1"/>
@@ -45,8 +42,8 @@
               <a:graphicData uri="http://schemas.openxmlformats.org/drawingml/2006/picture">
                 <pic:pic xmlns:pic="http://schemas.openxmlformats.org/drawingml/2006/picture">
                   <pic:nvPicPr>
-                    <pic:cNvPr id="1592566034" name="Graphic 1">
-                      <a:hlinkClick r:id="rId6" tooltip="email xi"/>
+                    <pic:cNvPr id="194887018" name="Graphic 1">
+                      <a:hlinkClick r:id="rId6"/>
                     </pic:cNvPr>
                     <pic:cNvPicPr/>
                   </pic:nvPicPr>
@@ -74,19 +71,31 @@
                 </pic:pic>
               </a:graphicData>
             </a:graphic>
-          </wp:inline>
+          </wp:anchor>
         </w:drawing>
       </w:r>
       <w:r>
         <w:rPr>
-          <w:noProof/>
+          <w:b/>
+          <w:bCs/>
+          <w:color w:val="0070C0"/>
+          <w:sz w:val="24"/>
+          <w:szCs w:val="24"/>
         </w:rPr>
         <w:drawing>
-          <wp:inline distT="0" distB="0" distL="0" distR="0" wp14:anchorId="5144BAD1" wp14:editId="5C7921B7">
+          <wp:anchor distT="0" distB="0" distL="114300" distR="114300" simplePos="0" relativeHeight="251641856" behindDoc="0" locked="0" layoutInCell="1" allowOverlap="1" wp14:anchorId="3144F879" wp14:editId="5C08B471">
+            <wp:simplePos x="0" y="0"/>
+            <wp:positionH relativeFrom="column">
+              <wp:posOffset>1203743</wp:posOffset>
+            </wp:positionH>
+            <wp:positionV relativeFrom="paragraph">
+              <wp:posOffset>-1326</wp:posOffset>
+            </wp:positionV>
             <wp:extent cx="228600" cy="228600"/>
             <wp:effectExtent l="0" t="0" r="0" b="0"/>
-            <wp:docPr id="651718627" name="Graphic 1">
-              <a:hlinkClick xmlns:a="http://schemas.openxmlformats.org/drawingml/2006/main" r:id="rId9" tooltip="homepage"/>
+            <wp:wrapNone/>
+            <wp:docPr id="1673597544" name="Graphic 1">
+              <a:hlinkClick xmlns:a="http://schemas.openxmlformats.org/drawingml/2006/main" r:id="rId9"/>
             </wp:docPr>
             <wp:cNvGraphicFramePr>
               <a:graphicFrameLocks xmlns:a="http://schemas.openxmlformats.org/drawingml/2006/main" noChangeAspect="1"/>
@@ -95,8 +104,8 @@
               <a:graphicData uri="http://schemas.openxmlformats.org/drawingml/2006/picture">
                 <pic:pic xmlns:pic="http://schemas.openxmlformats.org/drawingml/2006/picture">
                   <pic:nvPicPr>
-                    <pic:cNvPr id="651718627" name="Graphic 1">
-                      <a:hlinkClick r:id="rId9" tooltip="homepage"/>
+                    <pic:cNvPr id="1673597544" name="Graphic 1">
+                      <a:hlinkClick r:id="rId9"/>
                     </pic:cNvPr>
                     <pic:cNvPicPr/>
                   </pic:nvPicPr>
@@ -124,24 +133,27 @@
                 </pic:pic>
               </a:graphicData>
             </a:graphic>
-          </wp:inline>
+          </wp:anchor>
         </w:drawing>
       </w:r>
       <w:r>
         <w:rPr>
-          <w:b/>
-          <w:bCs/>
           <w:noProof/>
-          <w:color w:val="0070C0"/>
-          <w:sz w:val="24"/>
-          <w:szCs w:val="24"/>
         </w:rPr>
         <w:drawing>
-          <wp:inline distT="0" distB="0" distL="0" distR="0" wp14:anchorId="29D36527" wp14:editId="24817697">
+          <wp:anchor distT="0" distB="0" distL="114300" distR="114300" simplePos="0" relativeHeight="251706368" behindDoc="0" locked="0" layoutInCell="1" allowOverlap="1" wp14:anchorId="70DC9E07" wp14:editId="151846C3">
+            <wp:simplePos x="0" y="0"/>
+            <wp:positionH relativeFrom="column">
+              <wp:posOffset>967510</wp:posOffset>
+            </wp:positionH>
+            <wp:positionV relativeFrom="paragraph">
+              <wp:posOffset>-1905</wp:posOffset>
+            </wp:positionV>
             <wp:extent cx="228600" cy="228600"/>
             <wp:effectExtent l="0" t="0" r="0" b="0"/>
-            <wp:docPr id="1312052223" name="Graphic 1">
-              <a:hlinkClick xmlns:a="http://schemas.openxmlformats.org/drawingml/2006/main" r:id="rId12" tooltip="github"/>
+            <wp:wrapNone/>
+            <wp:docPr id="651718627" name="Graphic 1">
+              <a:hlinkClick xmlns:a="http://schemas.openxmlformats.org/drawingml/2006/main" r:id="rId12" tooltip="homepage"/>
             </wp:docPr>
             <wp:cNvGraphicFramePr>
               <a:graphicFrameLocks xmlns:a="http://schemas.openxmlformats.org/drawingml/2006/main" noChangeAspect="1"/>
@@ -150,8 +162,8 @@
               <a:graphicData uri="http://schemas.openxmlformats.org/drawingml/2006/picture">
                 <pic:pic xmlns:pic="http://schemas.openxmlformats.org/drawingml/2006/picture">
                   <pic:nvPicPr>
-                    <pic:cNvPr id="1312052223" name="Graphic 1">
-                      <a:hlinkClick r:id="rId12" tooltip="github"/>
+                    <pic:cNvPr id="651718627" name="Graphic 1">
+                      <a:hlinkClick r:id="rId12" tooltip="homepage"/>
                     </pic:cNvPr>
                     <pic:cNvPicPr/>
                   </pic:nvPicPr>
@@ -179,7 +191,7 @@
                 </pic:pic>
               </a:graphicData>
             </a:graphic>
-          </wp:inline>
+          </wp:anchor>
         </w:drawing>
       </w:r>
       <w:r>
@@ -192,11 +204,19 @@
           <w:szCs w:val="24"/>
         </w:rPr>
         <w:drawing>
-          <wp:inline distT="0" distB="0" distL="0" distR="0" wp14:anchorId="2C3FB958" wp14:editId="72C2C793">
+          <wp:anchor distT="0" distB="0" distL="114300" distR="114300" simplePos="0" relativeHeight="251617280" behindDoc="0" locked="0" layoutInCell="1" allowOverlap="1" wp14:anchorId="35754B5A" wp14:editId="0C7E54D6">
+            <wp:simplePos x="0" y="0"/>
+            <wp:positionH relativeFrom="column">
+              <wp:posOffset>750381</wp:posOffset>
+            </wp:positionH>
+            <wp:positionV relativeFrom="paragraph">
+              <wp:posOffset>1326</wp:posOffset>
+            </wp:positionV>
             <wp:extent cx="228600" cy="228600"/>
             <wp:effectExtent l="0" t="0" r="0" b="0"/>
-            <wp:docPr id="1030688126" name="Graphic 1">
-              <a:hlinkClick xmlns:a="http://schemas.openxmlformats.org/drawingml/2006/main" r:id="rId15" tooltip="linkedin"/>
+            <wp:wrapNone/>
+            <wp:docPr id="1592566034" name="Graphic 1">
+              <a:hlinkClick xmlns:a="http://schemas.openxmlformats.org/drawingml/2006/main" r:id="rId15" tooltip="email xi"/>
             </wp:docPr>
             <wp:cNvGraphicFramePr>
               <a:graphicFrameLocks xmlns:a="http://schemas.openxmlformats.org/drawingml/2006/main" noChangeAspect="1"/>
@@ -205,8 +225,8 @@
               <a:graphicData uri="http://schemas.openxmlformats.org/drawingml/2006/picture">
                 <pic:pic xmlns:pic="http://schemas.openxmlformats.org/drawingml/2006/picture">
                   <pic:nvPicPr>
-                    <pic:cNvPr id="1030688126" name="Graphic 1">
-                      <a:hlinkClick r:id="rId15" tooltip="linkedin"/>
+                    <pic:cNvPr id="1592566034" name="Graphic 1">
+                      <a:hlinkClick r:id="rId15" tooltip="email xi"/>
                     </pic:cNvPr>
                     <pic:cNvPicPr/>
                   </pic:nvPicPr>
@@ -234,7 +254,7 @@
                 </pic:pic>
               </a:graphicData>
             </a:graphic>
-          </wp:inline>
+          </wp:anchor>
         </w:drawing>
       </w:r>
       <w:r>
@@ -245,47 +265,7 @@
           <w:sz w:val="24"/>
           <w:szCs w:val="24"/>
         </w:rPr>
-        <w:drawing>
-          <wp:inline distT="0" distB="0" distL="0" distR="0" wp14:anchorId="32263370" wp14:editId="7E902C72">
-            <wp:extent cx="228600" cy="228600"/>
-            <wp:effectExtent l="0" t="0" r="0" b="0"/>
-            <wp:docPr id="474322327" name="Graphic 1"/>
-            <wp:cNvGraphicFramePr>
-              <a:graphicFrameLocks xmlns:a="http://schemas.openxmlformats.org/drawingml/2006/main" noChangeAspect="1"/>
-            </wp:cNvGraphicFramePr>
-            <a:graphic xmlns:a="http://schemas.openxmlformats.org/drawingml/2006/main">
-              <a:graphicData uri="http://schemas.openxmlformats.org/drawingml/2006/picture">
-                <pic:pic xmlns:pic="http://schemas.openxmlformats.org/drawingml/2006/picture">
-                  <pic:nvPicPr>
-                    <pic:cNvPr id="474322327" name=""/>
-                    <pic:cNvPicPr/>
-                  </pic:nvPicPr>
-                  <pic:blipFill>
-                    <a:blip r:embed="rId18">
-                      <a:extLst>
-                        <a:ext uri="{96DAC541-7B7A-43D3-8B79-37D633B846F1}">
-                          <asvg:svgBlip xmlns:asvg="http://schemas.microsoft.com/office/drawing/2016/SVG/main" r:embed="rId19"/>
-                        </a:ext>
-                      </a:extLst>
-                    </a:blip>
-                    <a:stretch>
-                      <a:fillRect/>
-                    </a:stretch>
-                  </pic:blipFill>
-                  <pic:spPr>
-                    <a:xfrm>
-                      <a:off x="0" y="0"/>
-                      <a:ext cx="228600" cy="228600"/>
-                    </a:xfrm>
-                    <a:prstGeom prst="rect">
-                      <a:avLst/>
-                    </a:prstGeom>
-                  </pic:spPr>
-                </pic:pic>
-              </a:graphicData>
-            </a:graphic>
-          </wp:inline>
-        </w:drawing>
+        <w:t>Xi Lu, PhD</w:t>
       </w:r>
       <w:r>
         <w:rPr>
@@ -295,47 +275,18 @@
           <w:sz w:val="24"/>
           <w:szCs w:val="24"/>
         </w:rPr>
-        <w:drawing>
-          <wp:inline distT="0" distB="0" distL="0" distR="0" wp14:anchorId="35D0D566" wp14:editId="1CC2F0E6">
-            <wp:extent cx="228600" cy="228600"/>
-            <wp:effectExtent l="0" t="0" r="0" b="0"/>
-            <wp:docPr id="1772936471" name="Graphic 1"/>
-            <wp:cNvGraphicFramePr>
-              <a:graphicFrameLocks xmlns:a="http://schemas.openxmlformats.org/drawingml/2006/main" noChangeAspect="1"/>
-            </wp:cNvGraphicFramePr>
-            <a:graphic xmlns:a="http://schemas.openxmlformats.org/drawingml/2006/main">
-              <a:graphicData uri="http://schemas.openxmlformats.org/drawingml/2006/picture">
-                <pic:pic xmlns:pic="http://schemas.openxmlformats.org/drawingml/2006/picture">
-                  <pic:nvPicPr>
-                    <pic:cNvPr id="1772936471" name=""/>
-                    <pic:cNvPicPr/>
-                  </pic:nvPicPr>
-                  <pic:blipFill>
-                    <a:blip r:embed="rId20">
-                      <a:extLst>
-                        <a:ext uri="{96DAC541-7B7A-43D3-8B79-37D633B846F1}">
-                          <asvg:svgBlip xmlns:asvg="http://schemas.microsoft.com/office/drawing/2016/SVG/main" r:embed="rId21"/>
-                        </a:ext>
-                      </a:extLst>
-                    </a:blip>
-                    <a:stretch>
-                      <a:fillRect/>
-                    </a:stretch>
-                  </pic:blipFill>
-                  <pic:spPr>
-                    <a:xfrm>
-                      <a:off x="0" y="0"/>
-                      <a:ext cx="228600" cy="228600"/>
-                    </a:xfrm>
-                    <a:prstGeom prst="rect">
-                      <a:avLst/>
-                    </a:prstGeom>
-                  </pic:spPr>
-                </pic:pic>
-              </a:graphicData>
-            </a:graphic>
-          </wp:inline>
-        </w:drawing>
+        <w:t xml:space="preserve"> </w:t>
+      </w:r>
+      <w:r>
+        <w:rPr>
+          <w:b/>
+          <w:bCs/>
+          <w:noProof/>
+          <w:color w:val="0070C0"/>
+          <w:sz w:val="24"/>
+          <w:szCs w:val="24"/>
+        </w:rPr>
+        <w:t xml:space="preserve"> </w:t>
       </w:r>
     </w:p>
     <w:p>

--- a/assets/work/cv/Xi_Lu_DS_CV.docx
+++ b/assets/work/cv/Xi_Lu_DS_CV.docx
@@ -16,23 +16,24 @@
         <w:rPr>
           <w:b/>
           <w:bCs/>
+          <w:noProof/>
           <w:color w:val="0070C0"/>
           <w:sz w:val="24"/>
           <w:szCs w:val="24"/>
         </w:rPr>
         <w:drawing>
-          <wp:anchor distT="0" distB="0" distL="114300" distR="114300" simplePos="0" relativeHeight="251685888" behindDoc="0" locked="0" layoutInCell="1" allowOverlap="1" wp14:anchorId="06F7EB84" wp14:editId="74772567">
+          <wp:anchor distT="0" distB="0" distL="114300" distR="114300" simplePos="0" relativeHeight="251657216" behindDoc="0" locked="0" layoutInCell="1" allowOverlap="1" wp14:anchorId="3144F879" wp14:editId="7EBD9DD5">
             <wp:simplePos x="0" y="0"/>
             <wp:positionH relativeFrom="column">
-              <wp:posOffset>1439573</wp:posOffset>
+              <wp:posOffset>1203960</wp:posOffset>
             </wp:positionH>
-            <wp:positionV relativeFrom="paragraph">
-              <wp:posOffset>1046</wp:posOffset>
+            <wp:positionV relativeFrom="page">
+              <wp:posOffset>862965</wp:posOffset>
             </wp:positionV>
             <wp:extent cx="228600" cy="228600"/>
             <wp:effectExtent l="0" t="0" r="0" b="0"/>
             <wp:wrapNone/>
-            <wp:docPr id="194887018" name="Graphic 1">
+            <wp:docPr id="1673597544" name="Graphic 1">
               <a:hlinkClick xmlns:a="http://schemas.openxmlformats.org/drawingml/2006/main" r:id="rId6"/>
             </wp:docPr>
             <wp:cNvGraphicFramePr>
@@ -42,7 +43,7 @@
               <a:graphicData uri="http://schemas.openxmlformats.org/drawingml/2006/picture">
                 <pic:pic xmlns:pic="http://schemas.openxmlformats.org/drawingml/2006/picture">
                   <pic:nvPicPr>
-                    <pic:cNvPr id="194887018" name="Graphic 1">
+                    <pic:cNvPr id="1673597544" name="Graphic 1">
                       <a:hlinkClick r:id="rId6"/>
                     </pic:cNvPr>
                     <pic:cNvPicPr/>
@@ -78,23 +79,24 @@
         <w:rPr>
           <w:b/>
           <w:bCs/>
+          <w:noProof/>
           <w:color w:val="0070C0"/>
           <w:sz w:val="24"/>
           <w:szCs w:val="24"/>
         </w:rPr>
         <w:drawing>
-          <wp:anchor distT="0" distB="0" distL="114300" distR="114300" simplePos="0" relativeHeight="251641856" behindDoc="0" locked="0" layoutInCell="1" allowOverlap="1" wp14:anchorId="3144F879" wp14:editId="5C08B471">
+          <wp:anchor distT="0" distB="0" distL="114300" distR="114300" simplePos="0" relativeHeight="251659264" behindDoc="0" locked="0" layoutInCell="1" allowOverlap="1" wp14:anchorId="06F7EB84" wp14:editId="20149948">
             <wp:simplePos x="0" y="0"/>
             <wp:positionH relativeFrom="column">
-              <wp:posOffset>1203743</wp:posOffset>
+              <wp:posOffset>1440180</wp:posOffset>
             </wp:positionH>
-            <wp:positionV relativeFrom="paragraph">
-              <wp:posOffset>-1326</wp:posOffset>
+            <wp:positionV relativeFrom="page">
+              <wp:posOffset>864870</wp:posOffset>
             </wp:positionV>
             <wp:extent cx="228600" cy="228600"/>
             <wp:effectExtent l="0" t="0" r="0" b="0"/>
             <wp:wrapNone/>
-            <wp:docPr id="1673597544" name="Graphic 1">
+            <wp:docPr id="194887018" name="Graphic 1">
               <a:hlinkClick xmlns:a="http://schemas.openxmlformats.org/drawingml/2006/main" r:id="rId9"/>
             </wp:docPr>
             <wp:cNvGraphicFramePr>
@@ -104,7 +106,7 @@
               <a:graphicData uri="http://schemas.openxmlformats.org/drawingml/2006/picture">
                 <pic:pic xmlns:pic="http://schemas.openxmlformats.org/drawingml/2006/picture">
                   <pic:nvPicPr>
-                    <pic:cNvPr id="1673597544" name="Graphic 1">
+                    <pic:cNvPr id="194887018" name="Graphic 1">
                       <a:hlinkClick r:id="rId9"/>
                     </pic:cNvPr>
                     <pic:cNvPicPr/>
@@ -141,13 +143,13 @@
           <w:noProof/>
         </w:rPr>
         <w:drawing>
-          <wp:anchor distT="0" distB="0" distL="114300" distR="114300" simplePos="0" relativeHeight="251706368" behindDoc="0" locked="0" layoutInCell="1" allowOverlap="1" wp14:anchorId="70DC9E07" wp14:editId="151846C3">
+          <wp:anchor distT="0" distB="0" distL="114300" distR="114300" simplePos="0" relativeHeight="251706368" behindDoc="0" locked="0" layoutInCell="1" allowOverlap="1" wp14:anchorId="70DC9E07" wp14:editId="4EF02DBE">
             <wp:simplePos x="0" y="0"/>
             <wp:positionH relativeFrom="column">
-              <wp:posOffset>967510</wp:posOffset>
+              <wp:posOffset>967740</wp:posOffset>
             </wp:positionH>
-            <wp:positionV relativeFrom="paragraph">
-              <wp:posOffset>-1905</wp:posOffset>
+            <wp:positionV relativeFrom="page">
+              <wp:posOffset>862965</wp:posOffset>
             </wp:positionV>
             <wp:extent cx="228600" cy="228600"/>
             <wp:effectExtent l="0" t="0" r="0" b="0"/>
@@ -659,7 +661,14 @@
           <w:b/>
           <w:bCs/>
         </w:rPr>
-        <w:t xml:space="preserve"> Sloths Intel</w:t>
+        <w:t xml:space="preserve"> Slo</w:t>
+      </w:r>
+      <w:r>
+        <w:rPr>
+          <w:b/>
+          <w:bCs/>
+        </w:rPr>
+        <w:t>xen Ltd</w:t>
       </w:r>
       <w:r>
         <w:rPr>
@@ -721,7 +730,13 @@
         <w:spacing w:after="40"/>
       </w:pPr>
       <w:r>
-        <w:t>Lead Sloths Intel, overseeing hybrid intelligence frameworks that combine data, machine learning, and expert judgment to produce actionable and trustworthy insights</w:t>
+        <w:t>Lead Slo</w:t>
+      </w:r>
+      <w:r>
+        <w:t>xen Ltd</w:t>
+      </w:r>
+      <w:r>
+        <w:t>, overseeing hybrid intelligence frameworks that combine data, machine learning, and expert judgment to produce actionable and trustworthy insights</w:t>
       </w:r>
       <w:r>
         <w:t>.</w:t>
@@ -14742,6 +14757,29 @@
       </w:tcPr>
     </w:tblStylePr>
   </w:style>
+  <w:style w:type="character" w:styleId="Hyperlink">
+    <w:name w:val="Hyperlink"/>
+    <w:basedOn w:val="DefaultParagraphFont"/>
+    <w:uiPriority w:val="99"/>
+    <w:unhideWhenUsed/>
+    <w:rsid w:val="00317146"/>
+    <w:rPr>
+      <w:color w:val="0000FF" w:themeColor="hyperlink"/>
+      <w:u w:val="single"/>
+    </w:rPr>
+  </w:style>
+  <w:style w:type="character" w:styleId="UnresolvedMention">
+    <w:name w:val="Unresolved Mention"/>
+    <w:basedOn w:val="DefaultParagraphFont"/>
+    <w:uiPriority w:val="99"/>
+    <w:semiHidden/>
+    <w:unhideWhenUsed/>
+    <w:rsid w:val="00317146"/>
+    <w:rPr>
+      <w:color w:val="605E5C"/>
+      <w:shd w:val="clear" w:color="auto" w:fill="E1DFDD"/>
+    </w:rPr>
+  </w:style>
 </w:styles>
 </file>
 

--- a/assets/work/cv/Xi_Lu_DS_CV.docx
+++ b/assets/work/cv/Xi_Lu_DS_CV.docx
@@ -14,26 +14,21 @@
       </w:pPr>
       <w:r>
         <w:rPr>
-          <w:b/>
-          <w:bCs/>
           <w:noProof/>
-          <w:color w:val="0070C0"/>
-          <w:sz w:val="24"/>
-          <w:szCs w:val="24"/>
         </w:rPr>
         <w:drawing>
-          <wp:anchor distT="0" distB="0" distL="114300" distR="114300" simplePos="0" relativeHeight="251657216" behindDoc="0" locked="0" layoutInCell="1" allowOverlap="1" wp14:anchorId="3144F879" wp14:editId="7EBD9DD5">
+          <wp:anchor distT="0" distB="0" distL="114300" distR="114300" simplePos="0" relativeHeight="251710464" behindDoc="0" locked="0" layoutInCell="1" allowOverlap="1" wp14:anchorId="0ADA170F" wp14:editId="1E7B5A0E">
             <wp:simplePos x="0" y="0"/>
             <wp:positionH relativeFrom="column">
-              <wp:posOffset>1203960</wp:posOffset>
+              <wp:posOffset>1340746</wp:posOffset>
             </wp:positionH>
-            <wp:positionV relativeFrom="page">
-              <wp:posOffset>862965</wp:posOffset>
+            <wp:positionV relativeFrom="paragraph">
+              <wp:posOffset>6841</wp:posOffset>
             </wp:positionV>
-            <wp:extent cx="228600" cy="228600"/>
-            <wp:effectExtent l="0" t="0" r="0" b="0"/>
+            <wp:extent cx="241222" cy="241222"/>
+            <wp:effectExtent l="0" t="0" r="6985" b="0"/>
             <wp:wrapNone/>
-            <wp:docPr id="1673597544" name="Graphic 1">
+            <wp:docPr id="701290605" name="Picture 2">
               <a:hlinkClick xmlns:a="http://schemas.openxmlformats.org/drawingml/2006/main" r:id="rId6"/>
             </wp:docPr>
             <wp:cNvGraphicFramePr>
@@ -43,16 +38,158 @@
               <a:graphicData uri="http://schemas.openxmlformats.org/drawingml/2006/picture">
                 <pic:pic xmlns:pic="http://schemas.openxmlformats.org/drawingml/2006/picture">
                   <pic:nvPicPr>
-                    <pic:cNvPr id="1673597544" name="Graphic 1">
+                    <pic:cNvPr id="701290605" name="Picture 2">
                       <a:hlinkClick r:id="rId6"/>
+                    </pic:cNvPr>
+                    <pic:cNvPicPr>
+                      <a:picLocks noChangeAspect="1" noChangeArrowheads="1"/>
+                    </pic:cNvPicPr>
+                  </pic:nvPicPr>
+                  <pic:blipFill>
+                    <a:blip r:embed="rId7">
+                      <a:extLst>
+                        <a:ext uri="{28A0092B-C50C-407E-A947-70E740481C1C}">
+                          <a14:useLocalDpi xmlns:a14="http://schemas.microsoft.com/office/drawing/2010/main" val="0"/>
+                        </a:ext>
+                      </a:extLst>
+                    </a:blip>
+                    <a:srcRect/>
+                    <a:stretch>
+                      <a:fillRect/>
+                    </a:stretch>
+                  </pic:blipFill>
+                  <pic:spPr bwMode="auto">
+                    <a:xfrm>
+                      <a:off x="0" y="0"/>
+                      <a:ext cx="241222" cy="241222"/>
+                    </a:xfrm>
+                    <a:prstGeom prst="rect">
+                      <a:avLst/>
+                    </a:prstGeom>
+                    <a:noFill/>
+                    <a:ln>
+                      <a:noFill/>
+                    </a:ln>
+                  </pic:spPr>
+                </pic:pic>
+              </a:graphicData>
+            </a:graphic>
+            <wp14:sizeRelH relativeFrom="margin">
+              <wp14:pctWidth>0</wp14:pctWidth>
+            </wp14:sizeRelH>
+            <wp14:sizeRelV relativeFrom="margin">
+              <wp14:pctHeight>0</wp14:pctHeight>
+            </wp14:sizeRelV>
+          </wp:anchor>
+        </w:drawing>
+      </w:r>
+      <w:r>
+        <w:rPr>
+          <w:noProof/>
+        </w:rPr>
+        <w:drawing>
+          <wp:anchor distT="0" distB="0" distL="114300" distR="114300" simplePos="0" relativeHeight="251708416" behindDoc="0" locked="0" layoutInCell="1" allowOverlap="1" wp14:anchorId="555AF026" wp14:editId="0A2DF011">
+            <wp:simplePos x="0" y="0"/>
+            <wp:positionH relativeFrom="column">
+              <wp:posOffset>1161197</wp:posOffset>
+            </wp:positionH>
+            <wp:positionV relativeFrom="paragraph">
+              <wp:posOffset>0</wp:posOffset>
+            </wp:positionV>
+            <wp:extent cx="246832" cy="246832"/>
+            <wp:effectExtent l="0" t="0" r="0" b="1270"/>
+            <wp:wrapNone/>
+            <wp:docPr id="15210605" name="Picture 1">
+              <a:hlinkClick xmlns:a="http://schemas.openxmlformats.org/drawingml/2006/main" r:id="rId8"/>
+            </wp:docPr>
+            <wp:cNvGraphicFramePr>
+              <a:graphicFrameLocks xmlns:a="http://schemas.openxmlformats.org/drawingml/2006/main" noChangeAspect="1"/>
+            </wp:cNvGraphicFramePr>
+            <a:graphic xmlns:a="http://schemas.openxmlformats.org/drawingml/2006/main">
+              <a:graphicData uri="http://schemas.openxmlformats.org/drawingml/2006/picture">
+                <pic:pic xmlns:pic="http://schemas.openxmlformats.org/drawingml/2006/picture">
+                  <pic:nvPicPr>
+                    <pic:cNvPr id="15210605" name="Picture 1">
+                      <a:hlinkClick r:id="rId8"/>
+                    </pic:cNvPr>
+                    <pic:cNvPicPr>
+                      <a:picLocks noChangeAspect="1" noChangeArrowheads="1"/>
+                    </pic:cNvPicPr>
+                  </pic:nvPicPr>
+                  <pic:blipFill>
+                    <a:blip r:embed="rId9">
+                      <a:extLst>
+                        <a:ext uri="{28A0092B-C50C-407E-A947-70E740481C1C}">
+                          <a14:useLocalDpi xmlns:a14="http://schemas.microsoft.com/office/drawing/2010/main" val="0"/>
+                        </a:ext>
+                      </a:extLst>
+                    </a:blip>
+                    <a:srcRect/>
+                    <a:stretch>
+                      <a:fillRect/>
+                    </a:stretch>
+                  </pic:blipFill>
+                  <pic:spPr bwMode="auto">
+                    <a:xfrm>
+                      <a:off x="0" y="0"/>
+                      <a:ext cx="246832" cy="246832"/>
+                    </a:xfrm>
+                    <a:prstGeom prst="rect">
+                      <a:avLst/>
+                    </a:prstGeom>
+                    <a:noFill/>
+                    <a:ln>
+                      <a:noFill/>
+                    </a:ln>
+                  </pic:spPr>
+                </pic:pic>
+              </a:graphicData>
+            </a:graphic>
+            <wp14:sizeRelH relativeFrom="margin">
+              <wp14:pctWidth>0</wp14:pctWidth>
+            </wp14:sizeRelH>
+            <wp14:sizeRelV relativeFrom="margin">
+              <wp14:pctHeight>0</wp14:pctHeight>
+            </wp14:sizeRelV>
+          </wp:anchor>
+        </w:drawing>
+      </w:r>
+      <w:r>
+        <w:rPr>
+          <w:noProof/>
+        </w:rPr>
+        <w:drawing>
+          <wp:anchor distT="0" distB="0" distL="114300" distR="114300" simplePos="0" relativeHeight="251706368" behindDoc="0" locked="0" layoutInCell="1" allowOverlap="1" wp14:anchorId="70DC9E07" wp14:editId="17AD1C9C">
+            <wp:simplePos x="0" y="0"/>
+            <wp:positionH relativeFrom="column">
+              <wp:posOffset>967740</wp:posOffset>
+            </wp:positionH>
+            <wp:positionV relativeFrom="page">
+              <wp:posOffset>862965</wp:posOffset>
+            </wp:positionV>
+            <wp:extent cx="228600" cy="228600"/>
+            <wp:effectExtent l="0" t="0" r="0" b="0"/>
+            <wp:wrapNone/>
+            <wp:docPr id="651718627" name="Graphic 1">
+              <a:hlinkClick xmlns:a="http://schemas.openxmlformats.org/drawingml/2006/main" r:id="rId10" tooltip="homepage"/>
+            </wp:docPr>
+            <wp:cNvGraphicFramePr>
+              <a:graphicFrameLocks xmlns:a="http://schemas.openxmlformats.org/drawingml/2006/main" noChangeAspect="1"/>
+            </wp:cNvGraphicFramePr>
+            <a:graphic xmlns:a="http://schemas.openxmlformats.org/drawingml/2006/main">
+              <a:graphicData uri="http://schemas.openxmlformats.org/drawingml/2006/picture">
+                <pic:pic xmlns:pic="http://schemas.openxmlformats.org/drawingml/2006/picture">
+                  <pic:nvPicPr>
+                    <pic:cNvPr id="651718627" name="Graphic 1">
+                      <a:hlinkClick r:id="rId10" tooltip="homepage"/>
                     </pic:cNvPr>
                     <pic:cNvPicPr/>
                   </pic:nvPicPr>
                   <pic:blipFill>
-                    <a:blip r:embed="rId7">
+                    <a:blip r:embed="rId11">
                       <a:extLst>
                         <a:ext uri="{96DAC541-7B7A-43D3-8B79-37D633B846F1}">
-                          <asvg:svgBlip xmlns:asvg="http://schemas.microsoft.com/office/drawing/2016/SVG/main" r:embed="rId8"/>
+                          <asvg:svgBlip xmlns:asvg="http://schemas.microsoft.com/office/drawing/2016/SVG/main" r:embed="rId12"/>
                         </a:ext>
                       </a:extLst>
                     </a:blip>
@@ -85,19 +222,19 @@
           <w:szCs w:val="24"/>
         </w:rPr>
         <w:drawing>
-          <wp:anchor distT="0" distB="0" distL="114300" distR="114300" simplePos="0" relativeHeight="251659264" behindDoc="0" locked="0" layoutInCell="1" allowOverlap="1" wp14:anchorId="06F7EB84" wp14:editId="20149948">
+          <wp:anchor distT="0" distB="0" distL="114300" distR="114300" simplePos="0" relativeHeight="251617280" behindDoc="0" locked="0" layoutInCell="1" allowOverlap="1" wp14:anchorId="35754B5A" wp14:editId="0C7E54D6">
             <wp:simplePos x="0" y="0"/>
             <wp:positionH relativeFrom="column">
-              <wp:posOffset>1440180</wp:posOffset>
+              <wp:posOffset>750381</wp:posOffset>
             </wp:positionH>
-            <wp:positionV relativeFrom="page">
-              <wp:posOffset>864870</wp:posOffset>
+            <wp:positionV relativeFrom="paragraph">
+              <wp:posOffset>1326</wp:posOffset>
             </wp:positionV>
             <wp:extent cx="228600" cy="228600"/>
             <wp:effectExtent l="0" t="0" r="0" b="0"/>
             <wp:wrapNone/>
-            <wp:docPr id="194887018" name="Graphic 1">
-              <a:hlinkClick xmlns:a="http://schemas.openxmlformats.org/drawingml/2006/main" r:id="rId9"/>
+            <wp:docPr id="1592566034" name="Graphic 1">
+              <a:hlinkClick xmlns:a="http://schemas.openxmlformats.org/drawingml/2006/main" r:id="rId13" tooltip="email xi"/>
             </wp:docPr>
             <wp:cNvGraphicFramePr>
               <a:graphicFrameLocks xmlns:a="http://schemas.openxmlformats.org/drawingml/2006/main" noChangeAspect="1"/>
@@ -106,16 +243,16 @@
               <a:graphicData uri="http://schemas.openxmlformats.org/drawingml/2006/picture">
                 <pic:pic xmlns:pic="http://schemas.openxmlformats.org/drawingml/2006/picture">
                   <pic:nvPicPr>
-                    <pic:cNvPr id="194887018" name="Graphic 1">
-                      <a:hlinkClick r:id="rId9"/>
+                    <pic:cNvPr id="1592566034" name="Graphic 1">
+                      <a:hlinkClick r:id="rId13" tooltip="email xi"/>
                     </pic:cNvPr>
                     <pic:cNvPicPr/>
                   </pic:nvPicPr>
                   <pic:blipFill>
-                    <a:blip r:embed="rId10">
+                    <a:blip r:embed="rId14">
                       <a:extLst>
                         <a:ext uri="{96DAC541-7B7A-43D3-8B79-37D633B846F1}">
-                          <asvg:svgBlip xmlns:asvg="http://schemas.microsoft.com/office/drawing/2016/SVG/main" r:embed="rId11"/>
+                          <asvg:svgBlip xmlns:asvg="http://schemas.microsoft.com/office/drawing/2016/SVG/main" r:embed="rId15"/>
                         </a:ext>
                       </a:extLst>
                     </a:blip>
@@ -140,127 +277,6 @@
       </w:r>
       <w:r>
         <w:rPr>
-          <w:noProof/>
-        </w:rPr>
-        <w:drawing>
-          <wp:anchor distT="0" distB="0" distL="114300" distR="114300" simplePos="0" relativeHeight="251706368" behindDoc="0" locked="0" layoutInCell="1" allowOverlap="1" wp14:anchorId="70DC9E07" wp14:editId="4EF02DBE">
-            <wp:simplePos x="0" y="0"/>
-            <wp:positionH relativeFrom="column">
-              <wp:posOffset>967740</wp:posOffset>
-            </wp:positionH>
-            <wp:positionV relativeFrom="page">
-              <wp:posOffset>862965</wp:posOffset>
-            </wp:positionV>
-            <wp:extent cx="228600" cy="228600"/>
-            <wp:effectExtent l="0" t="0" r="0" b="0"/>
-            <wp:wrapNone/>
-            <wp:docPr id="651718627" name="Graphic 1">
-              <a:hlinkClick xmlns:a="http://schemas.openxmlformats.org/drawingml/2006/main" r:id="rId12" tooltip="homepage"/>
-            </wp:docPr>
-            <wp:cNvGraphicFramePr>
-              <a:graphicFrameLocks xmlns:a="http://schemas.openxmlformats.org/drawingml/2006/main" noChangeAspect="1"/>
-            </wp:cNvGraphicFramePr>
-            <a:graphic xmlns:a="http://schemas.openxmlformats.org/drawingml/2006/main">
-              <a:graphicData uri="http://schemas.openxmlformats.org/drawingml/2006/picture">
-                <pic:pic xmlns:pic="http://schemas.openxmlformats.org/drawingml/2006/picture">
-                  <pic:nvPicPr>
-                    <pic:cNvPr id="651718627" name="Graphic 1">
-                      <a:hlinkClick r:id="rId12" tooltip="homepage"/>
-                    </pic:cNvPr>
-                    <pic:cNvPicPr/>
-                  </pic:nvPicPr>
-                  <pic:blipFill>
-                    <a:blip r:embed="rId13">
-                      <a:extLst>
-                        <a:ext uri="{96DAC541-7B7A-43D3-8B79-37D633B846F1}">
-                          <asvg:svgBlip xmlns:asvg="http://schemas.microsoft.com/office/drawing/2016/SVG/main" r:embed="rId14"/>
-                        </a:ext>
-                      </a:extLst>
-                    </a:blip>
-                    <a:stretch>
-                      <a:fillRect/>
-                    </a:stretch>
-                  </pic:blipFill>
-                  <pic:spPr>
-                    <a:xfrm>
-                      <a:off x="0" y="0"/>
-                      <a:ext cx="228600" cy="228600"/>
-                    </a:xfrm>
-                    <a:prstGeom prst="rect">
-                      <a:avLst/>
-                    </a:prstGeom>
-                  </pic:spPr>
-                </pic:pic>
-              </a:graphicData>
-            </a:graphic>
-          </wp:anchor>
-        </w:drawing>
-      </w:r>
-      <w:r>
-        <w:rPr>
-          <w:b/>
-          <w:bCs/>
-          <w:noProof/>
-          <w:color w:val="0070C0"/>
-          <w:sz w:val="24"/>
-          <w:szCs w:val="24"/>
-        </w:rPr>
-        <w:drawing>
-          <wp:anchor distT="0" distB="0" distL="114300" distR="114300" simplePos="0" relativeHeight="251617280" behindDoc="0" locked="0" layoutInCell="1" allowOverlap="1" wp14:anchorId="35754B5A" wp14:editId="0C7E54D6">
-            <wp:simplePos x="0" y="0"/>
-            <wp:positionH relativeFrom="column">
-              <wp:posOffset>750381</wp:posOffset>
-            </wp:positionH>
-            <wp:positionV relativeFrom="paragraph">
-              <wp:posOffset>1326</wp:posOffset>
-            </wp:positionV>
-            <wp:extent cx="228600" cy="228600"/>
-            <wp:effectExtent l="0" t="0" r="0" b="0"/>
-            <wp:wrapNone/>
-            <wp:docPr id="1592566034" name="Graphic 1">
-              <a:hlinkClick xmlns:a="http://schemas.openxmlformats.org/drawingml/2006/main" r:id="rId15" tooltip="email xi"/>
-            </wp:docPr>
-            <wp:cNvGraphicFramePr>
-              <a:graphicFrameLocks xmlns:a="http://schemas.openxmlformats.org/drawingml/2006/main" noChangeAspect="1"/>
-            </wp:cNvGraphicFramePr>
-            <a:graphic xmlns:a="http://schemas.openxmlformats.org/drawingml/2006/main">
-              <a:graphicData uri="http://schemas.openxmlformats.org/drawingml/2006/picture">
-                <pic:pic xmlns:pic="http://schemas.openxmlformats.org/drawingml/2006/picture">
-                  <pic:nvPicPr>
-                    <pic:cNvPr id="1592566034" name="Graphic 1">
-                      <a:hlinkClick r:id="rId15" tooltip="email xi"/>
-                    </pic:cNvPr>
-                    <pic:cNvPicPr/>
-                  </pic:nvPicPr>
-                  <pic:blipFill>
-                    <a:blip r:embed="rId16">
-                      <a:extLst>
-                        <a:ext uri="{96DAC541-7B7A-43D3-8B79-37D633B846F1}">
-                          <asvg:svgBlip xmlns:asvg="http://schemas.microsoft.com/office/drawing/2016/SVG/main" r:embed="rId17"/>
-                        </a:ext>
-                      </a:extLst>
-                    </a:blip>
-                    <a:stretch>
-                      <a:fillRect/>
-                    </a:stretch>
-                  </pic:blipFill>
-                  <pic:spPr>
-                    <a:xfrm>
-                      <a:off x="0" y="0"/>
-                      <a:ext cx="228600" cy="228600"/>
-                    </a:xfrm>
-                    <a:prstGeom prst="rect">
-                      <a:avLst/>
-                    </a:prstGeom>
-                  </pic:spPr>
-                </pic:pic>
-              </a:graphicData>
-            </a:graphic>
-          </wp:anchor>
-        </w:drawing>
-      </w:r>
-      <w:r>
-        <w:rPr>
           <w:b/>
           <w:bCs/>
           <w:color w:val="0070C0"/>
@@ -384,96 +400,6 @@
       <w:proofErr w:type="spellEnd"/>
       <w:r>
         <w:t xml:space="preserve"> tools.</w:t>
-      </w:r>
-    </w:p>
-    <w:p>
-      <w:pPr>
-        <w:spacing w:before="240" w:after="0"/>
-        <w:rPr>
-          <w:b/>
-          <w:bCs/>
-          <w:color w:val="0070C0"/>
-        </w:rPr>
-      </w:pPr>
-      <w:r>
-        <w:rPr>
-          <w:b/>
-          <w:bCs/>
-          <w:color w:val="0070C0"/>
-        </w:rPr>
-        <w:t>Key Achievements</w:t>
-      </w:r>
-    </w:p>
-    <w:p>
-      <w:pPr>
-        <w:pStyle w:val="ListParagraph"/>
-        <w:numPr>
-          <w:ilvl w:val="0"/>
-          <w:numId w:val="14"/>
-        </w:numPr>
-        <w:spacing w:after="40"/>
-      </w:pPr>
-      <w:r>
-        <w:t xml:space="preserve">Improved genomic cluster classification accuracy by 25% through ML pipeline optimisation in Python and </w:t>
-      </w:r>
-      <w:proofErr w:type="spellStart"/>
-      <w:r>
-        <w:t>Nextflow</w:t>
-      </w:r>
-      <w:proofErr w:type="spellEnd"/>
-      <w:r>
-        <w:t>.</w:t>
-      </w:r>
-    </w:p>
-    <w:p>
-      <w:pPr>
-        <w:pStyle w:val="ListParagraph"/>
-        <w:numPr>
-          <w:ilvl w:val="0"/>
-          <w:numId w:val="14"/>
-        </w:numPr>
-        <w:spacing w:after="40"/>
-      </w:pPr>
-      <w:r>
-        <w:t>Accelerated large-scale genomic data processing (20,000+ records) by 30% through automated ETL</w:t>
-      </w:r>
-      <w:r>
-        <w:t xml:space="preserve"> </w:t>
-      </w:r>
-      <w:r>
-        <w:t>(Extract, Transform, Load)</w:t>
-      </w:r>
-      <w:r>
-        <w:t xml:space="preserve"> </w:t>
-      </w:r>
-      <w:r>
-        <w:t>workflows.</w:t>
-      </w:r>
-    </w:p>
-    <w:p>
-      <w:pPr>
-        <w:pStyle w:val="ListParagraph"/>
-        <w:numPr>
-          <w:ilvl w:val="0"/>
-          <w:numId w:val="14"/>
-        </w:numPr>
-        <w:spacing w:after="40"/>
-      </w:pPr>
-      <w:r>
-        <w:t>Built Bayesian models forecasting infectious disease trends, supporting vaccine strategy and public-health decisions.</w:t>
-      </w:r>
-    </w:p>
-    <w:p>
-      <w:pPr>
-        <w:pStyle w:val="ListParagraph"/>
-        <w:numPr>
-          <w:ilvl w:val="0"/>
-          <w:numId w:val="14"/>
-        </w:numPr>
-        <w:spacing w:after="40"/>
-      </w:pPr>
-      <w:r>
-        <w:t>Supervised postgraduate teams on ML and epidemiological modelling, improving research quality and output impact.</w:t>
       </w:r>
     </w:p>
     <w:p>
@@ -723,11 +649,8 @@
     <w:p>
       <w:pPr>
         <w:pStyle w:val="ListParagraph"/>
-        <w:numPr>
-          <w:ilvl w:val="0"/>
-          <w:numId w:val="17"/>
-        </w:numPr>
         <w:spacing w:after="40"/>
+        <w:ind w:left="360"/>
       </w:pPr>
       <w:r>
         <w:t>Lead Slo</w:t>
@@ -745,11 +668,8 @@
     <w:p>
       <w:pPr>
         <w:pStyle w:val="ListParagraph"/>
-        <w:numPr>
-          <w:ilvl w:val="0"/>
-          <w:numId w:val="17"/>
-        </w:numPr>
         <w:spacing w:after="40"/>
+        <w:ind w:left="360"/>
       </w:pPr>
       <w:r>
         <w:t xml:space="preserve">Design, prototype, and guide production of practical analytics. </w:t>
@@ -758,11 +678,8 @@
     <w:p>
       <w:pPr>
         <w:pStyle w:val="ListParagraph"/>
-        <w:numPr>
-          <w:ilvl w:val="0"/>
-          <w:numId w:val="17"/>
-        </w:numPr>
         <w:spacing w:after="40"/>
+        <w:ind w:left="360"/>
       </w:pPr>
       <w:r>
         <w:t>Partner with organisations to conceptualise and deploy transparent AI/data systems that perform under real-world constraints.</w:t>
@@ -841,11 +758,8 @@
     <w:p>
       <w:pPr>
         <w:pStyle w:val="ListParagraph"/>
-        <w:numPr>
-          <w:ilvl w:val="0"/>
-          <w:numId w:val="17"/>
-        </w:numPr>
         <w:spacing w:after="40"/>
+        <w:ind w:left="360"/>
       </w:pPr>
       <w:r>
         <w:t xml:space="preserve">Designed and automated ML pipelines for genomic cluster analysis using Python and </w:t>
@@ -862,11 +776,8 @@
     <w:p>
       <w:pPr>
         <w:pStyle w:val="ListParagraph"/>
-        <w:numPr>
-          <w:ilvl w:val="0"/>
-          <w:numId w:val="17"/>
-        </w:numPr>
         <w:spacing w:after="40"/>
+        <w:ind w:left="360"/>
       </w:pPr>
       <w:r>
         <w:t>Processed and standardised 20,000+ genomic datasets for global surveillance, ensuring data integrity and high-quality downstream analysis.</w:t>
@@ -875,11 +786,8 @@
     <w:p>
       <w:pPr>
         <w:pStyle w:val="ListParagraph"/>
-        <w:numPr>
-          <w:ilvl w:val="0"/>
-          <w:numId w:val="17"/>
-        </w:numPr>
         <w:spacing w:after="40"/>
+        <w:ind w:left="360"/>
       </w:pPr>
       <w:r>
         <w:t>Collaborated with cross-functional engineering and data teams to curate and migrate biomedical data across cloud environments.</w:t>
@@ -951,11 +859,8 @@
     <w:p>
       <w:pPr>
         <w:pStyle w:val="ListParagraph"/>
-        <w:numPr>
-          <w:ilvl w:val="0"/>
-          <w:numId w:val="18"/>
-        </w:numPr>
         <w:spacing w:after="40"/>
+        <w:ind w:left="360"/>
       </w:pPr>
       <w:r>
         <w:t>Developed a Bayesian ML framework to model genomic epidemiology and forecast infectious disease burdens across the UK.</w:t>
@@ -964,14 +869,10 @@
     <w:p>
       <w:pPr>
         <w:pStyle w:val="ListParagraph"/>
-        <w:numPr>
-          <w:ilvl w:val="0"/>
-          <w:numId w:val="18"/>
-        </w:numPr>
         <w:spacing w:after="40"/>
-      </w:pPr>
-      <w:r>
-        <w:lastRenderedPageBreak/>
+        <w:ind w:left="360"/>
+      </w:pPr>
+      <w:r>
         <w:t>A</w:t>
       </w:r>
       <w:r>
@@ -981,11 +882,8 @@
     <w:p>
       <w:pPr>
         <w:pStyle w:val="ListParagraph"/>
-        <w:numPr>
-          <w:ilvl w:val="0"/>
-          <w:numId w:val="19"/>
-        </w:numPr>
         <w:spacing w:after="40"/>
+        <w:ind w:left="360"/>
       </w:pPr>
       <w:r>
         <w:t>Supervised 3 postgraduate projects in ML and data analytics; delivered teaching in statistics and applied machine learning.</w:t>
@@ -994,11 +892,8 @@
     <w:p>
       <w:pPr>
         <w:pStyle w:val="ListParagraph"/>
-        <w:numPr>
-          <w:ilvl w:val="0"/>
-          <w:numId w:val="19"/>
-        </w:numPr>
         <w:spacing w:after="40"/>
+        <w:ind w:left="360"/>
       </w:pPr>
       <w:r>
         <w:t>Published conference papers and manuscripts on computational modelling and AI for public health applications.</w:t>
@@ -1063,11 +958,8 @@
     <w:p>
       <w:pPr>
         <w:pStyle w:val="ListParagraph"/>
-        <w:numPr>
-          <w:ilvl w:val="0"/>
-          <w:numId w:val="20"/>
-        </w:numPr>
         <w:spacing w:after="40"/>
+        <w:ind w:left="360"/>
       </w:pPr>
       <w:r>
         <w:t>Conducted research on mission-aware systems and reliability modelling for next-generation 5G networks, producing 2 peer-reviewed publications.</w:t>
@@ -1118,24 +1010,19 @@
     <w:p>
       <w:pPr>
         <w:pStyle w:val="ListParagraph"/>
-        <w:numPr>
-          <w:ilvl w:val="0"/>
-          <w:numId w:val="21"/>
-        </w:numPr>
         <w:spacing w:after="40"/>
-      </w:pPr>
-      <w:r>
+        <w:ind w:left="360"/>
+      </w:pPr>
+      <w:r>
+        <w:lastRenderedPageBreak/>
         <w:t>Delivered tutorials and marked coursework for modules in data structures, computing, and circuit theory (~300 students).</w:t>
       </w:r>
     </w:p>
     <w:p>
       <w:pPr>
         <w:pStyle w:val="ListParagraph"/>
-        <w:numPr>
-          <w:ilvl w:val="0"/>
-          <w:numId w:val="21"/>
-        </w:numPr>
         <w:spacing w:after="40"/>
+        <w:ind w:left="360"/>
       </w:pPr>
       <w:r>
         <w:t xml:space="preserve">Supervised MSc projects applying ML to </w:t>
@@ -1234,42 +1121,129 @@
     <w:p>
       <w:pPr>
         <w:pStyle w:val="ListParagraph"/>
+        <w:spacing w:after="40"/>
+        <w:ind w:left="360"/>
+      </w:pPr>
+      <w:r>
+        <w:t>Reported football matches and interviewed players in the Premier League. Texts, audio, video, reports, and interviews were published in Chinese and English</w:t>
+      </w:r>
+      <w:r>
+        <w:t xml:space="preserve"> by </w:t>
+      </w:r>
+      <w:r>
+        <w:t xml:space="preserve">Nouvelles </w:t>
+      </w:r>
+      <w:proofErr w:type="spellStart"/>
+      <w:r>
+        <w:t>d'Europe</w:t>
+      </w:r>
+      <w:proofErr w:type="spellEnd"/>
+      <w:r>
+        <w:t xml:space="preserve">, Premier League, </w:t>
+      </w:r>
+      <w:proofErr w:type="spellStart"/>
+      <w:r>
+        <w:t>Aiqiyi</w:t>
+      </w:r>
+      <w:proofErr w:type="spellEnd"/>
+      <w:r>
+        <w:t xml:space="preserve"> Sports, and </w:t>
+      </w:r>
+      <w:r>
+        <w:t>Tencent Sports</w:t>
+      </w:r>
+      <w:r>
+        <w:t>.</w:t>
+      </w:r>
+    </w:p>
+    <w:p>
+      <w:pPr>
+        <w:spacing w:before="240" w:after="0"/>
+        <w:rPr>
+          <w:b/>
+          <w:bCs/>
+          <w:color w:val="0070C0"/>
+        </w:rPr>
+      </w:pPr>
+      <w:r>
+        <w:rPr>
+          <w:b/>
+          <w:bCs/>
+          <w:color w:val="0070C0"/>
+        </w:rPr>
+        <w:t>Key Achievements</w:t>
+      </w:r>
+    </w:p>
+    <w:p>
+      <w:pPr>
+        <w:pStyle w:val="ListParagraph"/>
         <w:numPr>
           <w:ilvl w:val="0"/>
-          <w:numId w:val="21"/>
+          <w:numId w:val="14"/>
         </w:numPr>
         <w:spacing w:after="40"/>
       </w:pPr>
       <w:r>
-        <w:t>Reported football matches and interviewed players in the Premier League. Texts, audio, video, reports, and interviews were published in Chinese and English</w:t>
-      </w:r>
-      <w:r>
-        <w:t xml:space="preserve"> by </w:t>
-      </w:r>
-      <w:r>
-        <w:t xml:space="preserve">Nouvelles </w:t>
+        <w:t xml:space="preserve">Improved genomic cluster classification accuracy by 25% through ML pipeline optimisation in Python and </w:t>
       </w:r>
       <w:proofErr w:type="spellStart"/>
       <w:r>
-        <w:t>d'Europe</w:t>
+        <w:t>Nextflow</w:t>
       </w:r>
       <w:proofErr w:type="spellEnd"/>
       <w:r>
-        <w:t xml:space="preserve">, Premier League, </w:t>
-      </w:r>
-      <w:proofErr w:type="spellStart"/>
-      <w:r>
-        <w:t>Aiqiyi</w:t>
-      </w:r>
-      <w:proofErr w:type="spellEnd"/>
-      <w:r>
-        <w:t xml:space="preserve"> Sports, and </w:t>
-      </w:r>
-      <w:r>
-        <w:t>Tencent Sports</w:t>
-      </w:r>
-      <w:r>
         <w:t>.</w:t>
+      </w:r>
+    </w:p>
+    <w:p>
+      <w:pPr>
+        <w:pStyle w:val="ListParagraph"/>
+        <w:numPr>
+          <w:ilvl w:val="0"/>
+          <w:numId w:val="14"/>
+        </w:numPr>
+        <w:spacing w:after="40"/>
+      </w:pPr>
+      <w:r>
+        <w:t>Accelerated large-scale genomic data processing (20,000+ records) by 30% through automated ETL</w:t>
+      </w:r>
+      <w:r>
+        <w:t xml:space="preserve"> </w:t>
+      </w:r>
+      <w:r>
+        <w:t>(Extract, Transform, Load)</w:t>
+      </w:r>
+      <w:r>
+        <w:t xml:space="preserve"> </w:t>
+      </w:r>
+      <w:r>
+        <w:t>workflows.</w:t>
+      </w:r>
+    </w:p>
+    <w:p>
+      <w:pPr>
+        <w:pStyle w:val="ListParagraph"/>
+        <w:numPr>
+          <w:ilvl w:val="0"/>
+          <w:numId w:val="14"/>
+        </w:numPr>
+        <w:spacing w:after="40"/>
+      </w:pPr>
+      <w:r>
+        <w:t>Built Bayesian models forecasting infectious disease trends, supporting vaccine strategy and public-health decisions.</w:t>
+      </w:r>
+    </w:p>
+    <w:p>
+      <w:pPr>
+        <w:pStyle w:val="ListParagraph"/>
+        <w:numPr>
+          <w:ilvl w:val="0"/>
+          <w:numId w:val="14"/>
+        </w:numPr>
+        <w:spacing w:after="40"/>
+      </w:pPr>
+      <w:r>
+        <w:t>Supervised postgraduate teams on ML and epidemiological modelling, improving research quality and output impact.</w:t>
       </w:r>
     </w:p>
     <w:p>
